--- a/Releases/V4.0_Stable/Decoupe/17_Alicia.docx
+++ b/Releases/V4.0_Stable/Decoupe/17_Alicia.docx
@@ -256,6 +256,126 @@
           <w:szCs w:val="24"/>
         </w:rPr>
         <w:t>❧  VOTRE IDENTITÉ  ❧</w:t>
+      </w:r>
+    </w:p>
+    <w:p>
+      <w:pPr>
+        <w:spacing w:before="240" w:after="100"/>
+      </w:pPr>
+      <w:r>
+        <w:rPr>
+          <w:b/>
+          <w:bCs/>
+          <w:color w:val="5D4037"/>
+          <w:sz w:val="24"/>
+          <w:szCs w:val="24"/>
+        </w:rPr>
+        <w:t xml:space="preserve">❧  DEUX QUESTIONS RÉCURRENTES (Chloé peut les poser à tout convive)  ❧</w:t>
+      </w:r>
+    </w:p>
+    <w:p>
+      <w:pPr>
+        <w:spacing w:before="240" w:after="100"/>
+      </w:pPr>
+      <w:r>
+        <w:rPr>
+          <w:b/>
+          <w:bCs/>
+          <w:color w:val="5D4037"/>
+          <w:sz w:val="24"/>
+          <w:szCs w:val="24"/>
+        </w:rPr>
+        <w:t xml:space="preserve">Sur Léa : « Une connaissance, rien de plus. Je la voyais aux salons sans particulièrement la rechercher. »</w:t>
+      </w:r>
+    </w:p>
+    <w:p>
+      <w:pPr>
+        <w:spacing w:before="240" w:after="100"/>
+      </w:pPr>
+      <w:r>
+        <w:rPr>
+          <w:b/>
+          <w:bCs/>
+          <w:color w:val="5D4037"/>
+          <w:sz w:val="24"/>
+          <w:szCs w:val="24"/>
+        </w:rPr>
+        <w:t xml:space="preserve">Sur quelque chose d’étrange peu avant sa mort : « Rien que j’aurais pu noter — je tournais les pages au piano, j’étais concentrée sur la partition. »</w:t>
+      </w:r>
+    </w:p>
+    <w:p>
+      <w:pPr>
+        <w:spacing w:before="240" w:after="100"/>
+      </w:pPr>
+      <w:r>
+        <w:rPr>
+          <w:b/>
+          <w:bCs/>
+          <w:color w:val="5D4037"/>
+          <w:sz w:val="24"/>
+          <w:szCs w:val="24"/>
+        </w:rPr>
+        <w:t xml:space="preserve">❧  VOTRE RESSENTI SUR LA JOURNÉE  ❧</w:t>
+      </w:r>
+    </w:p>
+    <w:p>
+      <w:pPr>
+        <w:spacing w:before="240" w:after="100"/>
+      </w:pPr>
+      <w:r>
+        <w:rPr>
+          <w:b/>
+          <w:bCs/>
+          <w:color w:val="5D4037"/>
+          <w:sz w:val="24"/>
+          <w:szCs w:val="24"/>
+        </w:rPr>
+        <w:t xml:space="preserve">« Sonnée. Léa avait gardé pour elle des choses qui m’appartiennent — c’est cela qui me pèse, plus que sa mort. »</w:t>
+      </w:r>
+    </w:p>
+    <w:p>
+      <w:pPr>
+        <w:spacing w:before="240" w:after="100"/>
+      </w:pPr>
+      <w:r>
+        <w:rPr>
+          <w:b/>
+          <w:bCs/>
+          <w:color w:val="5D4037"/>
+          <w:sz w:val="24"/>
+          <w:szCs w:val="24"/>
+        </w:rPr>
+        <w:t xml:space="preserve">❧  SI VOUS NE SAVEZ PAS QUOI RÉPONDRE  ❧</w:t>
+      </w:r>
+    </w:p>
+    <w:p>
+      <w:pPr>
+        <w:spacing w:before="240" w:after="100"/>
+      </w:pPr>
+      <w:r>
+        <w:rPr>
+          <w:b/>
+          <w:bCs/>
+          <w:color w:val="5D4037"/>
+          <w:sz w:val="24"/>
+          <w:szCs w:val="24"/>
+        </w:rPr>
+        <w:t xml:space="preserve">Esquive type : « Je n’ai pas été attentive — la musique demande tout, vous savez. »</w:t>
+      </w:r>
+    </w:p>
+    <w:p>
+      <w:pPr>
+        <w:spacing w:before="240" w:after="100"/>
+      </w:pPr>
+      <w:r>
+        <w:rPr>
+          <w:b/>
+          <w:bCs/>
+          <w:color w:val="5D4037"/>
+          <w:sz w:val="24"/>
+          <w:szCs w:val="24"/>
+        </w:rPr>
+        <w:t xml:space="preserve">Sur les lettres « B. » dans l’atelier : NIEZ jusqu’à ce que Chloé brandisse le paquet.</w:t>
       </w:r>
     </w:p>
     <w:p>

--- a/Releases/V4.0_Stable/Decoupe/17_Alicia.docx
+++ b/Releases/V4.0_Stable/Decoupe/17_Alicia.docx
@@ -119,6 +119,21 @@
           <w:color w:val="6D4C41"/>
         </w:rPr>
         <w:t>« Lady Alicia de Lemoine, épouse de Gautier. Léa était une de mes plus proches amies. »</w:t>
+      </w:r>
+    </w:p>
+    <w:p>
+      <w:pPr>
+        <w:spacing w:before="120" w:after="120" w:line="300" w:lineRule="auto"/>
+        <w:ind w:left="360" w:right="360"/>
+        <w:jc w:val="both"/>
+      </w:pPr>
+      <w:r>
+        <w:rPr>
+          <w:i/>
+          <w:iCs/>
+          <w:color w:val="6D4C41"/>
+        </w:rPr>
+        <w:t xml:space="preserve">👗 Votre allure. Robe garçonne en jersey vert d’eau, cheveux à la garçonne, long sautoir de jais qui descend bas, cigarette tenue d’une main nerveuse — l’élégance moderne, un peu froide.</w:t>
       </w:r>
     </w:p>
     <w:p>

--- a/Releases/V4.0_Stable/Decoupe/17_Alicia.docx
+++ b/Releases/V4.0_Stable/Decoupe/17_Alicia.docx
@@ -119,21 +119,6 @@
           <w:color w:val="6D4C41"/>
         </w:rPr>
         <w:t>« Lady Alicia de Lemoine, épouse de Gautier. Léa était une de mes plus proches amies. »</w:t>
-      </w:r>
-    </w:p>
-    <w:p>
-      <w:pPr>
-        <w:spacing w:before="120" w:after="120" w:line="300" w:lineRule="auto"/>
-        <w:ind w:left="360" w:right="360"/>
-        <w:jc w:val="both"/>
-      </w:pPr>
-      <w:r>
-        <w:rPr>
-          <w:i/>
-          <w:iCs/>
-          <w:color w:val="6D4C41"/>
-        </w:rPr>
-        <w:t xml:space="preserve">👗 Votre allure. Robe garçonne en jersey vert d’eau, cheveux à la garçonne, long sautoir de jais qui descend bas, cigarette tenue d’une main nerveuse — l’élégance moderne, un peu froide.</w:t>
       </w:r>
     </w:p>
     <w:p>

--- a/Releases/V4.0_Stable/Decoupe/17_Alicia.docx
+++ b/Releases/V4.0_Stable/Decoupe/17_Alicia.docx
@@ -448,6 +448,246 @@
       </w:r>
       <w:r>
         <w:t xml:space="preserve"> Quand Lady Victoria a hurlé, vous avez immédiatement pensé à vos lettres dans l’atelier. Si la police les y trouvait, vous étiez ruinée. Vous êtes filée au bar, avez ouvert le tiroir du buffet, pris la clef de la dépendance, glissée dans la doublure de votre manteau posé sur un tabouret. Lady Victoria vous a aperçue entrer.</w:t>
+      </w:r>
+    </w:p>
+    <w:p>
+      <w:pPr>
+        <w:spacing w:before="60" w:after="60" w:line="300" w:lineRule="auto"/>
+        <w:jc w:val="both"/>
+      </w:pPr>
+      <w:r>
+        <w:rPr>
+          <w:b/>
+          <w:bCs/>
+        </w:rPr>
+        <w:t xml:space="preserve">❧  POUR ENRICHIR VOS RÉPONSES — petit monde, opinions, voix intérieure  ❧</w:t>
+      </w:r>
+      <w:r>
+        <w:t xml:space="preserve"/>
+      </w:r>
+    </w:p>
+    <w:p>
+      <w:pPr>
+        <w:spacing w:before="60" w:after="60" w:line="300" w:lineRule="auto"/>
+        <w:jc w:val="both"/>
+      </w:pPr>
+      <w:r>
+        <w:rPr>
+          <w:b/>
+          <w:bCs/>
+        </w:rPr>
+        <w:t xml:space="preserve">(Guidelines pour les questions banales — ce sont des points de départ, adaptez à votre style.)</w:t>
+      </w:r>
+      <w:r>
+        <w:t xml:space="preserve"/>
+      </w:r>
+    </w:p>
+    <w:p>
+      <w:pPr>
+        <w:spacing w:before="60" w:after="60" w:line="300" w:lineRule="auto"/>
+        <w:jc w:val="both"/>
+      </w:pPr>
+      <w:r>
+        <w:rPr>
+          <w:b/>
+          <w:bCs/>
+        </w:rPr>
+        <w:t xml:space="preserve">Votre vie quotidienne : Pas de profession — épouse de Gautier. Mécène discrète, lectrice, tournante de pages au piano. Hôtel rue de Provence, étés à Deauville.</w:t>
+      </w:r>
+      <w:r>
+        <w:t xml:space="preserve"/>
+      </w:r>
+    </w:p>
+    <w:p>
+      <w:pPr>
+        <w:spacing w:before="60" w:after="60" w:line="300" w:lineRule="auto"/>
+        <w:jc w:val="both"/>
+      </w:pPr>
+      <w:r>
+        <w:rPr>
+          <w:b/>
+          <w:bCs/>
+        </w:rPr>
+        <w:t xml:space="preserve">Vos goûts (à servir si la conversation est culture/loisirs) : Mousseline et perles fines, peinture (vous collectionnez), Debussy.</w:t>
+      </w:r>
+      <w:r>
+        <w:t xml:space="preserve"/>
+      </w:r>
+    </w:p>
+    <w:p>
+      <w:pPr>
+        <w:spacing w:before="60" w:after="60" w:line="300" w:lineRule="auto"/>
+        <w:jc w:val="both"/>
+      </w:pPr>
+      <w:r>
+        <w:rPr>
+          <w:b/>
+          <w:bCs/>
+        </w:rPr>
+        <w:t xml:space="preserve">❧  OPINIONS COURTES sur d'autres convives (à servir si on en parle)  ❧</w:t>
+      </w:r>
+      <w:r>
+        <w:t xml:space="preserve"/>
+      </w:r>
+    </w:p>
+    <w:p>
+      <w:pPr>
+        <w:spacing w:before="60" w:after="60" w:line="300" w:lineRule="auto"/>
+        <w:jc w:val="both"/>
+      </w:pPr>
+      <w:r>
+        <w:rPr>
+          <w:b/>
+          <w:bCs/>
+        </w:rPr>
+        <w:t xml:space="preserve">• Sur Lord Gautier (votre époux) : « Gautier. Nous nous tenons droit l'un à côté de l'autre — c'est déjà beaucoup. »</w:t>
+      </w:r>
+      <w:r>
+        <w:t xml:space="preserve"/>
+      </w:r>
+    </w:p>
+    <w:p>
+      <w:pPr>
+        <w:spacing w:before="60" w:after="60" w:line="300" w:lineRule="auto"/>
+        <w:jc w:val="both"/>
+      </w:pPr>
+      <w:r>
+        <w:rPr>
+          <w:b/>
+          <w:bCs/>
+        </w:rPr>
+        <w:t xml:space="preserve">• Sur Lady Marie : « Une amie au piano — nous nous comprenons sans parler. »</w:t>
+      </w:r>
+      <w:r>
+        <w:t xml:space="preserve"/>
+      </w:r>
+    </w:p>
+    <w:p>
+      <w:pPr>
+        <w:spacing w:before="60" w:after="60" w:line="300" w:lineRule="auto"/>
+        <w:jc w:val="both"/>
+      </w:pPr>
+      <w:r>
+        <w:rPr>
+          <w:b/>
+          <w:bCs/>
+        </w:rPr>
+        <w:t xml:space="preserve">• Sur Lady Léa : « Une connaissance. Et — quelque chose de plus, que je préfère ne pas évoquer. »</w:t>
+      </w:r>
+      <w:r>
+        <w:t xml:space="preserve"/>
+      </w:r>
+    </w:p>
+    <w:p>
+      <w:pPr>
+        <w:spacing w:before="60" w:after="60" w:line="300" w:lineRule="auto"/>
+        <w:jc w:val="both"/>
+      </w:pPr>
+      <w:r>
+        <w:rPr>
+          <w:b/>
+          <w:bCs/>
+        </w:rPr>
+        <w:t xml:space="preserve">• Sur Monsieur Baptiste André : « Un caricaturiste de talent. Je le connais peu. » (mensonge — vous le connaissez très bien.)</w:t>
+      </w:r>
+      <w:r>
+        <w:t xml:space="preserve"/>
+      </w:r>
+    </w:p>
+    <w:p>
+      <w:pPr>
+        <w:spacing w:before="60" w:after="60" w:line="300" w:lineRule="auto"/>
+        <w:jc w:val="both"/>
+      </w:pPr>
+      <w:r>
+        <w:rPr>
+          <w:b/>
+          <w:bCs/>
+        </w:rPr>
+        <w:t xml:space="preserve">❧  PHRASES TOUTES-PRÊTES (pour ne jamais être à court)  ❧</w:t>
+      </w:r>
+      <w:r>
+        <w:t xml:space="preserve"/>
+      </w:r>
+    </w:p>
+    <w:p>
+      <w:pPr>
+        <w:spacing w:before="60" w:after="60" w:line="300" w:lineRule="auto"/>
+        <w:jc w:val="both"/>
+      </w:pPr>
+      <w:r>
+        <w:rPr>
+          <w:b/>
+          <w:bCs/>
+        </w:rPr>
+        <w:t xml:space="preserve">— « Marie joue ? Je vais aller tourner les pages, elle aime que je sois là. »</w:t>
+      </w:r>
+      <w:r>
+        <w:t xml:space="preserve"/>
+      </w:r>
+    </w:p>
+    <w:p>
+      <w:pPr>
+        <w:spacing w:before="60" w:after="60" w:line="300" w:lineRule="auto"/>
+        <w:jc w:val="both"/>
+      </w:pPr>
+      <w:r>
+        <w:rPr>
+          <w:b/>
+          <w:bCs/>
+        </w:rPr>
+        <w:t xml:space="preserve">— « Un peu de thé, je vous prie — vous nous obligerez. »</w:t>
+      </w:r>
+      <w:r>
+        <w:t xml:space="preserve"/>
+      </w:r>
+    </w:p>
+    <w:p>
+      <w:pPr>
+        <w:spacing w:before="60" w:after="60" w:line="300" w:lineRule="auto"/>
+        <w:jc w:val="both"/>
+      </w:pPr>
+      <w:r>
+        <w:rPr>
+          <w:b/>
+          <w:bCs/>
+        </w:rPr>
+        <w:t xml:space="preserve">❧  VOTRE VOIX INTÉRIEURE (à ne PAS dire — mais à laisser influencer votre ton)  ❧</w:t>
+      </w:r>
+      <w:r>
+        <w:t xml:space="preserve"/>
+      </w:r>
+    </w:p>
+    <w:p>
+      <w:pPr>
+        <w:spacing w:before="60" w:after="60" w:line="300" w:lineRule="auto"/>
+        <w:jc w:val="both"/>
+      </w:pPr>
+      <w:r>
+        <w:rPr>
+          <w:b/>
+          <w:bCs/>
+        </w:rPr>
+        <w:t xml:space="preserve">• Le paquet rose dans l'atelier : « Brûlez-le, Léa, brûlez-le — pourquoi l'avez-vous gardé ? »</w:t>
+      </w:r>
+      <w:r>
+        <w:t xml:space="preserve"/>
+      </w:r>
+    </w:p>
+    <w:p>
+      <w:pPr>
+        <w:spacing w:before="60" w:after="60" w:line="300" w:lineRule="auto"/>
+        <w:jc w:val="both"/>
+      </w:pPr>
+      <w:r>
+        <w:rPr>
+          <w:b/>
+          <w:bCs/>
+        </w:rPr>
+        <w:t xml:space="preserve">• Une jalousie ancienne : « Baptiste m'a écrit ces lettres. Personne ne doit les lire. »</w:t>
+      </w:r>
+      <w:r>
+        <w:t xml:space="preserve"/>
       </w:r>
     </w:p>
     <w:p>
